--- a/NeunBuecherZumOmegapunkt.docx
+++ b/NeunBuecherZumOmegapunkt.docx
@@ -167,6 +167,486 @@
           <w:rtl w:val="0"/>
         </w:rPr>
         <w:t xml:space="preserve">aus einer möglichen Geschichte</w:t>
+      </w:r>
+      <w:r>
+        <w:br w:type="page"/>
+      </w:r>
+      <w:r>
+        <w:rPr>
+          <w:rtl w:val="0"/>
+        </w:rPr>
+      </w:r>
+    </w:p>
+    <w:p>
+      <w:pPr>
+        <w:spacing w:after="240" w:before="240" w:lineRule="auto"/>
+        <w:rPr/>
+      </w:pPr>
+      <w:r>
+        <w:rPr>
+          <w:rtl w:val="0"/>
+        </w:rPr>
+        <w:t xml:space="preserve">Inhaltsverzeichnis</w:t>
+      </w:r>
+    </w:p>
+    <w:sdt>
+      <w:sdtPr>
+        <w:id w:val="-668454474"/>
+        <w:docPartObj>
+          <w:docPartGallery w:val="Table of Contents"/>
+          <w:docPartUnique w:val="1"/>
+        </w:docPartObj>
+      </w:sdtPr>
+      <w:sdtContent>
+        <w:p>
+          <w:pPr>
+            <w:widowControl w:val="0"/>
+            <w:tabs>
+              <w:tab w:val="right" w:leader="none" w:pos="12000"/>
+            </w:tabs>
+            <w:spacing w:before="60" w:line="240" w:lineRule="auto"/>
+            <w:rPr>
+              <w:b w:val="1"/>
+              <w:bCs w:val="1"/>
+              <w:color w:val="000000"/>
+              <w:u w:val="none"/>
+            </w:rPr>
+          </w:pPr>
+          <w:r>
+            <w:fldChar w:fldCharType="begin"/>
+            <w:instrText xml:space="preserve"> TOC \h \u \z \t "Heading 1,1,Heading 2,2,Heading 3,3,Heading 4,4,Heading 5,5,Heading 6,6,"</w:instrText>
+            <w:fldChar w:fldCharType="separate"/>
+          </w:r>
+          <w:hyperlink w:anchor="_7fvmt717wsnh">
+            <w:r>
+              <w:rPr>
+                <w:rFonts w:ascii="Arial" w:cs="Arial" w:eastAsia="Arial" w:hAnsi="Arial"/>
+                <w:b w:val="1"/>
+                <w:bCs w:val="1"/>
+                <w:i w:val="0"/>
+                <w:iCs w:val="0"/>
+                <w:smallCaps w:val="0"/>
+                <w:strike w:val="0"/>
+                <w:color w:val="000000"/>
+                <w:sz w:val="22"/>
+                <w:szCs w:val="22"/>
+                <w:u w:val="none"/>
+                <w:shd w:fill="auto" w:val="clear"/>
+                <w:vertAlign w:val="baseline"/>
+                <w:rtl w:val="0"/>
+              </w:rPr>
+              <w:t xml:space="preserve">Neun Bücher zum Omegapunkt – ein Resonanzraum</w:t>
+              <w:tab/>
+              <w:t xml:space="preserve">3</w:t>
+            </w:r>
+          </w:hyperlink>
+          <w:r>
+            <w:rPr>
+              <w:rtl w:val="0"/>
+            </w:rPr>
+          </w:r>
+        </w:p>
+        <w:p>
+          <w:pPr>
+            <w:widowControl w:val="0"/>
+            <w:tabs>
+              <w:tab w:val="right" w:leader="none" w:pos="12000"/>
+            </w:tabs>
+            <w:spacing w:before="60" w:line="240" w:lineRule="auto"/>
+            <w:rPr>
+              <w:b w:val="1"/>
+              <w:bCs w:val="1"/>
+              <w:color w:val="000000"/>
+              <w:u w:val="none"/>
+            </w:rPr>
+          </w:pPr>
+          <w:hyperlink w:anchor="_6vln28rqbylm">
+            <w:r>
+              <w:rPr>
+                <w:rFonts w:ascii="Arial" w:cs="Arial" w:eastAsia="Arial" w:hAnsi="Arial"/>
+                <w:b w:val="1"/>
+                <w:bCs w:val="1"/>
+                <w:i w:val="0"/>
+                <w:iCs w:val="0"/>
+                <w:smallCaps w:val="0"/>
+                <w:strike w:val="0"/>
+                <w:color w:val="000000"/>
+                <w:sz w:val="22"/>
+                <w:szCs w:val="22"/>
+                <w:u w:val="none"/>
+                <w:shd w:fill="auto" w:val="clear"/>
+                <w:vertAlign w:val="baseline"/>
+                <w:rtl w:val="0"/>
+              </w:rPr>
+              <w:t xml:space="preserve">Benanti, Paolo. Homo Faber The Techno-Human condition</w:t>
+              <w:tab/>
+              <w:t xml:space="preserve">4</w:t>
+            </w:r>
+          </w:hyperlink>
+          <w:r>
+            <w:rPr>
+              <w:rtl w:val="0"/>
+            </w:rPr>
+          </w:r>
+        </w:p>
+        <w:p>
+          <w:pPr>
+            <w:widowControl w:val="0"/>
+            <w:tabs>
+              <w:tab w:val="right" w:leader="none" w:pos="12000"/>
+            </w:tabs>
+            <w:spacing w:before="60" w:line="240" w:lineRule="auto"/>
+            <w:rPr>
+              <w:b w:val="1"/>
+              <w:bCs w:val="1"/>
+              <w:color w:val="000000"/>
+              <w:u w:val="none"/>
+            </w:rPr>
+          </w:pPr>
+          <w:hyperlink w:anchor="_3mx1vi25cqg4">
+            <w:r>
+              <w:rPr>
+                <w:rFonts w:ascii="Arial" w:cs="Arial" w:eastAsia="Arial" w:hAnsi="Arial"/>
+                <w:b w:val="1"/>
+                <w:bCs w:val="1"/>
+                <w:i w:val="0"/>
+                <w:iCs w:val="0"/>
+                <w:smallCaps w:val="0"/>
+                <w:strike w:val="0"/>
+                <w:color w:val="000000"/>
+                <w:sz w:val="22"/>
+                <w:szCs w:val="22"/>
+                <w:u w:val="none"/>
+                <w:shd w:fill="auto" w:val="clear"/>
+                <w:vertAlign w:val="baseline"/>
+                <w:rtl w:val="0"/>
+              </w:rPr>
+              <w:t xml:space="preserve">Claudia Paganini: Der neue Gott. Künstliche Intelligenz und die menschliche Sinnsuche</w:t>
+              <w:tab/>
+              <w:t xml:space="preserve">6</w:t>
+            </w:r>
+          </w:hyperlink>
+          <w:r>
+            <w:rPr>
+              <w:rtl w:val="0"/>
+            </w:rPr>
+          </w:r>
+        </w:p>
+        <w:p>
+          <w:pPr>
+            <w:widowControl w:val="0"/>
+            <w:tabs>
+              <w:tab w:val="right" w:leader="none" w:pos="12000"/>
+            </w:tabs>
+            <w:spacing w:before="60" w:line="240" w:lineRule="auto"/>
+            <w:rPr>
+              <w:b w:val="1"/>
+              <w:bCs w:val="1"/>
+              <w:color w:val="000000"/>
+              <w:u w:val="none"/>
+            </w:rPr>
+          </w:pPr>
+          <w:hyperlink w:anchor="_8l1n43qz4y9">
+            <w:r>
+              <w:rPr>
+                <w:rFonts w:ascii="Arial" w:cs="Arial" w:eastAsia="Arial" w:hAnsi="Arial"/>
+                <w:b w:val="1"/>
+                <w:bCs w:val="1"/>
+                <w:i w:val="0"/>
+                <w:iCs w:val="0"/>
+                <w:smallCaps w:val="0"/>
+                <w:strike w:val="0"/>
+                <w:color w:val="000000"/>
+                <w:sz w:val="22"/>
+                <w:szCs w:val="22"/>
+                <w:u w:val="none"/>
+                <w:shd w:fill="auto" w:val="clear"/>
+                <w:vertAlign w:val="baseline"/>
+                <w:rtl w:val="0"/>
+              </w:rPr>
+              <w:t xml:space="preserve">Loffeld, J. – Wenn nichts fehlt, wo Gott fehlt</w:t>
+              <w:tab/>
+              <w:t xml:space="preserve">8</w:t>
+            </w:r>
+          </w:hyperlink>
+          <w:r>
+            <w:rPr>
+              <w:rtl w:val="0"/>
+            </w:rPr>
+          </w:r>
+        </w:p>
+        <w:p>
+          <w:pPr>
+            <w:widowControl w:val="0"/>
+            <w:tabs>
+              <w:tab w:val="right" w:leader="none" w:pos="12000"/>
+            </w:tabs>
+            <w:spacing w:before="60" w:line="240" w:lineRule="auto"/>
+            <w:rPr>
+              <w:b w:val="1"/>
+              <w:bCs w:val="1"/>
+              <w:color w:val="000000"/>
+              <w:u w:val="none"/>
+            </w:rPr>
+          </w:pPr>
+          <w:hyperlink w:anchor="_rpss6ajo1mqy">
+            <w:r>
+              <w:rPr>
+                <w:rFonts w:ascii="Arial" w:cs="Arial" w:eastAsia="Arial" w:hAnsi="Arial"/>
+                <w:b w:val="1"/>
+                <w:bCs w:val="1"/>
+                <w:i w:val="0"/>
+                <w:iCs w:val="0"/>
+                <w:smallCaps w:val="0"/>
+                <w:strike w:val="0"/>
+                <w:color w:val="000000"/>
+                <w:sz w:val="22"/>
+                <w:szCs w:val="22"/>
+                <w:u w:val="none"/>
+                <w:shd w:fill="auto" w:val="clear"/>
+                <w:vertAlign w:val="baseline"/>
+                <w:rtl w:val="0"/>
+              </w:rPr>
+              <w:t xml:space="preserve">Yuval Noah Harari - NEXUS: Eine kurze Geschichte der Informationsnetzwerke von der Steinzeit bis zur künstlichen Intelligenz</w:t>
+              <w:tab/>
+              <w:t xml:space="preserve">10</w:t>
+            </w:r>
+          </w:hyperlink>
+          <w:r>
+            <w:rPr>
+              <w:rtl w:val="0"/>
+            </w:rPr>
+          </w:r>
+        </w:p>
+        <w:p>
+          <w:pPr>
+            <w:widowControl w:val="0"/>
+            <w:tabs>
+              <w:tab w:val="right" w:leader="none" w:pos="12000"/>
+            </w:tabs>
+            <w:spacing w:before="60" w:line="240" w:lineRule="auto"/>
+            <w:rPr>
+              <w:b w:val="1"/>
+              <w:bCs w:val="1"/>
+              <w:color w:val="000000"/>
+              <w:u w:val="none"/>
+            </w:rPr>
+          </w:pPr>
+          <w:hyperlink w:anchor="_dokyubn8pqun">
+            <w:r>
+              <w:rPr>
+                <w:rFonts w:ascii="Arial" w:cs="Arial" w:eastAsia="Arial" w:hAnsi="Arial"/>
+                <w:b w:val="1"/>
+                <w:bCs w:val="1"/>
+                <w:i w:val="0"/>
+                <w:iCs w:val="0"/>
+                <w:smallCaps w:val="0"/>
+                <w:strike w:val="0"/>
+                <w:color w:val="000000"/>
+                <w:sz w:val="22"/>
+                <w:szCs w:val="22"/>
+                <w:u w:val="none"/>
+                <w:shd w:fill="auto" w:val="clear"/>
+                <w:vertAlign w:val="baseline"/>
+                <w:rtl w:val="0"/>
+              </w:rPr>
+              <w:t xml:space="preserve">Carsten Bresch "Zwischenstufe Leben"</w:t>
+              <w:tab/>
+              <w:t xml:space="preserve">11</w:t>
+            </w:r>
+          </w:hyperlink>
+          <w:r>
+            <w:rPr>
+              <w:rtl w:val="0"/>
+            </w:rPr>
+          </w:r>
+        </w:p>
+        <w:p>
+          <w:pPr>
+            <w:widowControl w:val="0"/>
+            <w:tabs>
+              <w:tab w:val="right" w:leader="none" w:pos="12000"/>
+            </w:tabs>
+            <w:spacing w:before="60" w:line="240" w:lineRule="auto"/>
+            <w:rPr>
+              <w:b w:val="1"/>
+              <w:bCs w:val="1"/>
+              <w:color w:val="000000"/>
+              <w:u w:val="none"/>
+            </w:rPr>
+          </w:pPr>
+          <w:hyperlink w:anchor="_a3uuh9kxjtbi">
+            <w:r>
+              <w:rPr>
+                <w:rFonts w:ascii="Arial" w:cs="Arial" w:eastAsia="Arial" w:hAnsi="Arial"/>
+                <w:b w:val="1"/>
+                <w:bCs w:val="1"/>
+                <w:i w:val="0"/>
+                <w:iCs w:val="0"/>
+                <w:smallCaps w:val="0"/>
+                <w:strike w:val="0"/>
+                <w:color w:val="000000"/>
+                <w:sz w:val="22"/>
+                <w:szCs w:val="22"/>
+                <w:u w:val="none"/>
+                <w:shd w:fill="auto" w:val="clear"/>
+                <w:vertAlign w:val="baseline"/>
+                <w:rtl w:val="0"/>
+              </w:rPr>
+              <w:t xml:space="preserve">David Deutsch: Die Physik der Welterkenntnis</w:t>
+              <w:tab/>
+              <w:t xml:space="preserve">12</w:t>
+            </w:r>
+          </w:hyperlink>
+          <w:r>
+            <w:rPr>
+              <w:rtl w:val="0"/>
+            </w:rPr>
+          </w:r>
+        </w:p>
+        <w:p>
+          <w:pPr>
+            <w:widowControl w:val="0"/>
+            <w:tabs>
+              <w:tab w:val="right" w:leader="none" w:pos="12000"/>
+            </w:tabs>
+            <w:spacing w:before="60" w:line="240" w:lineRule="auto"/>
+            <w:rPr>
+              <w:b w:val="1"/>
+              <w:bCs w:val="1"/>
+              <w:color w:val="000000"/>
+              <w:u w:val="none"/>
+            </w:rPr>
+          </w:pPr>
+          <w:hyperlink w:anchor="_vwcvzocwbcxs">
+            <w:r>
+              <w:rPr>
+                <w:rFonts w:ascii="Arial" w:cs="Arial" w:eastAsia="Arial" w:hAnsi="Arial"/>
+                <w:b w:val="1"/>
+                <w:bCs w:val="1"/>
+                <w:i w:val="0"/>
+                <w:iCs w:val="0"/>
+                <w:smallCaps w:val="0"/>
+                <w:strike w:val="0"/>
+                <w:color w:val="000000"/>
+                <w:sz w:val="22"/>
+                <w:szCs w:val="22"/>
+                <w:u w:val="none"/>
+                <w:shd w:fill="auto" w:val="clear"/>
+                <w:vertAlign w:val="baseline"/>
+                <w:rtl w:val="0"/>
+              </w:rPr>
+              <w:t xml:space="preserve">David Deutsch: Der Anfang der Unendlichkeit Erklärungen, die die Welt verwandeln</w:t>
+              <w:tab/>
+              <w:t xml:space="preserve">14</w:t>
+            </w:r>
+          </w:hyperlink>
+          <w:r>
+            <w:rPr>
+              <w:rtl w:val="0"/>
+            </w:rPr>
+          </w:r>
+        </w:p>
+        <w:p>
+          <w:pPr>
+            <w:widowControl w:val="0"/>
+            <w:tabs>
+              <w:tab w:val="right" w:leader="none" w:pos="12000"/>
+            </w:tabs>
+            <w:spacing w:before="60" w:line="240" w:lineRule="auto"/>
+            <w:rPr>
+              <w:b w:val="1"/>
+              <w:bCs w:val="1"/>
+              <w:color w:val="000000"/>
+              <w:u w:val="none"/>
+            </w:rPr>
+          </w:pPr>
+          <w:hyperlink w:anchor="_a9qpsamuyja5">
+            <w:r>
+              <w:rPr>
+                <w:rFonts w:ascii="Arial" w:cs="Arial" w:eastAsia="Arial" w:hAnsi="Arial"/>
+                <w:b w:val="1"/>
+                <w:bCs w:val="1"/>
+                <w:i w:val="0"/>
+                <w:iCs w:val="0"/>
+                <w:smallCaps w:val="0"/>
+                <w:strike w:val="0"/>
+                <w:color w:val="000000"/>
+                <w:sz w:val="22"/>
+                <w:szCs w:val="22"/>
+                <w:u w:val="none"/>
+                <w:shd w:fill="auto" w:val="clear"/>
+                <w:vertAlign w:val="baseline"/>
+                <w:rtl w:val="0"/>
+              </w:rPr>
+              <w:t xml:space="preserve">Edith Stein: "Endliches und ewiges Sein"</w:t>
+              <w:tab/>
+              <w:t xml:space="preserve">16</w:t>
+            </w:r>
+          </w:hyperlink>
+          <w:r>
+            <w:rPr>
+              <w:rtl w:val="0"/>
+            </w:rPr>
+          </w:r>
+        </w:p>
+        <w:p>
+          <w:pPr>
+            <w:widowControl w:val="0"/>
+            <w:tabs>
+              <w:tab w:val="right" w:leader="none" w:pos="12000"/>
+            </w:tabs>
+            <w:spacing w:before="60" w:line="240" w:lineRule="auto"/>
+            <w:rPr>
+              <w:b w:val="1"/>
+              <w:bCs w:val="1"/>
+              <w:color w:val="000000"/>
+              <w:u w:val="none"/>
+            </w:rPr>
+          </w:pPr>
+          <w:hyperlink w:anchor="_to8yw1l70ff3">
+            <w:r>
+              <w:rPr>
+                <w:rFonts w:ascii="Arial" w:cs="Arial" w:eastAsia="Arial" w:hAnsi="Arial"/>
+                <w:b w:val="1"/>
+                <w:bCs w:val="1"/>
+                <w:i w:val="0"/>
+                <w:iCs w:val="0"/>
+                <w:smallCaps w:val="0"/>
+                <w:strike w:val="0"/>
+                <w:color w:val="000000"/>
+                <w:sz w:val="22"/>
+                <w:szCs w:val="22"/>
+                <w:u w:val="none"/>
+                <w:shd w:fill="auto" w:val="clear"/>
+                <w:vertAlign w:val="baseline"/>
+                <w:rtl w:val="0"/>
+              </w:rPr>
+              <w:t xml:space="preserve">Edith Stein: Die Suche nach Einheit – Eine metaphysische Reise zum Omegapunkt</w:t>
+              <w:tab/>
+              <w:t xml:space="preserve">17</w:t>
+            </w:r>
+          </w:hyperlink>
+          <w:r>
+            <w:rPr>
+              <w:rtl w:val="0"/>
+            </w:rPr>
+          </w:r>
+          <w:r>
+            <w:fldChar w:fldCharType="end"/>
+          </w:r>
+        </w:p>
+      </w:sdtContent>
+    </w:sdt>
+    <w:p>
+      <w:pPr>
+        <w:spacing w:after="240" w:before="240" w:lineRule="auto"/>
+        <w:rPr/>
+      </w:pPr>
+      <w:r>
+        <w:rPr>
+          <w:rtl w:val="0"/>
+        </w:rPr>
       </w:r>
     </w:p>
     <w:p>
